--- a/downloads/Manualer_word/Manual-til-AutoHotKey-Installation-og-anvendelse.docx
+++ b/downloads/Manualer_word/Manual-til-AutoHotKey-Installation-og-anvendelse.docx
@@ -81,7 +81,7 @@
           <w:r>
             <w:fldChar w:fldCharType="separate"/>
           </w:r>
-          <w:hyperlink w:anchor="_Toc239969210" w:history="1">
+          <w:hyperlink w:anchor="_Toc240012168" w:history="1">
             <w:r>
               <w:rPr>
                 <w:rStyle w:val="Hyperlink"/>
@@ -108,7 +108,7 @@
                 <w:noProof/>
                 <w:webHidden/>
               </w:rPr>
-              <w:instrText xml:space="preserve"> PAGEREF _Toc239969210 \h </w:instrText>
+              <w:instrText xml:space="preserve"> PAGEREF _Toc240012168 \h </w:instrText>
             </w:r>
             <w:r>
               <w:rPr>
@@ -155,7 +155,7 @@
               <w14:ligatures w14:val="standardContextual"/>
             </w:rPr>
           </w:pPr>
-          <w:hyperlink w:anchor="_Toc239969211" w:history="1">
+          <w:hyperlink w:anchor="_Toc240012169" w:history="1">
             <w:r>
               <w:rPr>
                 <w:rStyle w:val="Hyperlink"/>
@@ -182,7 +182,7 @@
                 <w:noProof/>
                 <w:webHidden/>
               </w:rPr>
-              <w:instrText xml:space="preserve"> PAGEREF _Toc239969211 \h </w:instrText>
+              <w:instrText xml:space="preserve"> PAGEREF _Toc240012169 \h </w:instrText>
             </w:r>
             <w:r>
               <w:rPr>
@@ -229,13 +229,13 @@
               <w14:ligatures w14:val="standardContextual"/>
             </w:rPr>
           </w:pPr>
-          <w:hyperlink w:anchor="_Toc239969212" w:history="1">
+          <w:hyperlink w:anchor="_Toc240012170" w:history="1">
             <w:r>
               <w:rPr>
                 <w:rStyle w:val="Hyperlink"/>
                 <w:noProof/>
               </w:rPr>
-              <w:t>Sådan får du scriptet til at virke i Word</w:t>
+              <w:t>Word, PowerPoint og OneNote</w:t>
             </w:r>
             <w:r>
               <w:rPr>
@@ -256,7 +256,7 @@
                 <w:noProof/>
                 <w:webHidden/>
               </w:rPr>
-              <w:instrText xml:space="preserve"> PAGEREF _Toc239969212 \h </w:instrText>
+              <w:instrText xml:space="preserve"> PAGEREF _Toc240012170 \h </w:instrText>
             </w:r>
             <w:r>
               <w:rPr>
@@ -303,7 +303,7 @@
               <w14:ligatures w14:val="standardContextual"/>
             </w:rPr>
           </w:pPr>
-          <w:hyperlink w:anchor="_Toc239969213" w:history="1">
+          <w:hyperlink w:anchor="_Toc240012171" w:history="1">
             <w:r>
               <w:rPr>
                 <w:rStyle w:val="Hyperlink"/>
@@ -330,7 +330,7 @@
                 <w:noProof/>
                 <w:webHidden/>
               </w:rPr>
-              <w:instrText xml:space="preserve"> PAGEREF _Toc239969213 \h </w:instrText>
+              <w:instrText xml:space="preserve"> PAGEREF _Toc240012171 \h </w:instrText>
             </w:r>
             <w:r>
               <w:rPr>
@@ -350,7 +350,7 @@
                 <w:noProof/>
                 <w:webHidden/>
               </w:rPr>
-              <w:t>2</w:t>
+              <w:t>3</w:t>
             </w:r>
             <w:r>
               <w:rPr>
@@ -377,7 +377,7 @@
       <w:pPr>
         <w:pStyle w:val="Heading1"/>
       </w:pPr>
-      <w:bookmarkStart w:id="0" w:name="_Toc239969210"/>
+      <w:bookmarkStart w:id="0" w:name="_Toc240012168"/>
       <w:r>
         <w:t xml:space="preserve">Installation af </w:t>
       </w:r>
@@ -431,15 +431,7 @@
         <w:t>2. Hent script-filen</w:t>
       </w:r>
       <w:r>
-        <w:t xml:space="preserve"> Hent </w:t>
-      </w:r>
-      <w:proofErr w:type="gramStart"/>
-      <w:r>
-        <w:t>selve .ahk</w:t>
-      </w:r>
-      <w:proofErr w:type="gramEnd"/>
-      <w:r>
-        <w:t xml:space="preserve">-filen på </w:t>
+        <w:t xml:space="preserve"> Hent selve .ahk-filen på </w:t>
       </w:r>
       <w:hyperlink r:id="rId7" w:history="1">
         <w:r>
@@ -546,10 +538,26 @@
           <w:b/>
           <w:bCs/>
         </w:rPr>
-        <w:t>Word:</w:t>
-      </w:r>
-      <w:r>
-        <w:t xml:space="preserve"> Scriptet er som standard slået fra i Word for at undgå konflikter. Vil du bruge det der også, står der mere sidst i dokumentet.</w:t>
+        <w:t>Word og PowerPoint:</w:t>
+      </w:r>
+      <w:r>
+        <w:rPr>
+          <w:bCs/>
+        </w:rPr>
+        <w:t xml:space="preserve"> Scriptet er som standard slået fra i Word og PowerPoint for at undgå konflikter. Det kan du ændre – se </w:t>
+      </w:r>
+      <w:r>
+        <w:rPr>
+          <w:bCs/>
+          <w:i/>
+        </w:rPr>
+        <w:t>Word, PowerPoint og OneNote</w:t>
+      </w:r>
+      <w:r>
+        <w:rPr>
+          <w:bCs/>
+        </w:rPr>
+        <w:t xml:space="preserve"> længere nede.</w:t>
       </w:r>
     </w:p>
     <w:p>
@@ -647,7 +655,7 @@
       <w:pPr>
         <w:pStyle w:val="Heading1"/>
       </w:pPr>
-      <w:bookmarkStart w:id="1" w:name="_Toc239969211"/>
+      <w:bookmarkStart w:id="1" w:name="_Toc240012169"/>
       <w:r>
         <w:t>Hvad er AutoHotkey?</w:t>
       </w:r>
@@ -676,32 +684,6 @@
     <w:p>
       <w:r>
         <w:t xml:space="preserve">Scriptet virker i hele Windows, altså browsere, Excel, OneNote og så videre. </w:t>
-      </w:r>
-    </w:p>
-    <w:p>
-      <w:pPr>
-        <w:pStyle w:val="Heading1"/>
-      </w:pPr>
-      <w:bookmarkStart w:id="2" w:name="_Toc239969212"/>
-      <w:r>
-        <w:lastRenderedPageBreak/>
-        <w:t>Sådan får du scriptet til at virke i Word</w:t>
-      </w:r>
-      <w:bookmarkEnd w:id="2"/>
-    </w:p>
-    <w:p>
-      <w:pPr>
-        <w:rPr>
-          <w:b/>
-          <w:bCs/>
-        </w:rPr>
-      </w:pPr>
-      <w:r>
-        <w:rPr>
-          <w:b/>
-          <w:bCs/>
-        </w:rPr>
-        <w:t>I Word er det slået fra, fordi Word har sin egen autokorrektur, og de to kommer let til at rette i teksten samtidig.</w:t>
       </w:r>
     </w:p>
     <w:p>
@@ -732,39 +714,165 @@
       </w:r>
     </w:p>
     <w:p>
-      <w:r>
-        <w:t>Scriptet er som standard slået fra i Word og PowerPoint, så det ikke kommer på tværs af en Word-baseret kemi-autocorrect.</w:t>
-      </w:r>
+      <w:pPr>
+        <w:pStyle w:val="Heading1"/>
+      </w:pPr>
+      <w:bookmarkStart w:id="2" w:name="_Toc240012170"/>
+      <w:r>
+        <w:lastRenderedPageBreak/>
+        <w:t>Word, PowerPoint og OneNote</w:t>
+      </w:r>
+      <w:bookmarkEnd w:id="2"/>
     </w:p>
     <w:p>
-      <w:r>
-        <w:t>Bruger du ikke andre autokorrektur-værktøjer i Word, kan du slå scriptet til overalt. Åbn .ahk-filen i en teksteditor og slet denne linje (den ligger omkring linje 74):</w:t>
+      <w:pPr>
+        <w:rPr>
+          <w:b/>
+          <w:bCs/>
+        </w:rPr>
+      </w:pPr>
+      <w:r>
+        <w:rPr>
+          <w:bCs/>
+        </w:rPr>
+        <w:t>Scriptet er som standard slået fra i Word og PowerPoint, fordi Word har sin egen kemi-autocorrect, og de to kommer let til at rette i teksten samtidig. I OneNote er det som standard slået til.</w:t>
       </w:r>
     </w:p>
     <w:p>
-      <w:pPr>
-        <w:ind w:left="-284" w:right="283" w:firstLine="284"/>
-      </w:pPr>
-      <w:r>
-        <w:rPr>
-          <w:rFonts w:ascii="Consolas" w:hAnsi="Consolas"/>
-          <w:sz w:val="18"/>
-          <w:szCs w:val="18"/>
-        </w:rPr>
-        <w:t>#HotIf !(WinActive("ahk_class OpusApp") or WinActive("ahk_class PPTFrameClass"))</w:t>
+      <w:r>
+        <w:t>Du kan selv slå det til og fra:</w:t>
       </w:r>
     </w:p>
     <w:p>
       <w:pPr>
-        <w:ind w:left="-284" w:right="283"/>
-      </w:pPr>
+        <w:numPr>
+          <w:ilvl w:val="0"/>
+          <w:numId w:val="6"/>
+        </w:numPr>
+      </w:pPr>
+      <w:r>
+        <w:t xml:space="preserve">Højreklik på det grønne H-ikon nede ved uret, og vælg </w:t>
+      </w:r>
+      <w:r>
+        <w:rPr>
+          <w:b/>
+        </w:rPr>
+        <w:t>Indstillinger...</w:t>
+      </w:r>
+      <w:r>
+        <w:t xml:space="preserve"> Du kan også dobbeltklikke på ikonet.</w:t>
+      </w:r>
     </w:p>
     <w:p>
       <w:pPr>
+        <w:numPr>
+          <w:ilvl w:val="0"/>
+          <w:numId w:val="6"/>
+        </w:numPr>
+      </w:pPr>
+      <w:r>
+        <w:t xml:space="preserve">Sæt eller fjern fluebenene ved </w:t>
+      </w:r>
+      <w:r>
+        <w:rPr>
+          <w:b/>
+        </w:rPr>
+        <w:t>Word og PowerPoint</w:t>
+      </w:r>
+      <w:r>
+        <w:t xml:space="preserve"> og ved </w:t>
+      </w:r>
+      <w:r>
+        <w:rPr>
+          <w:b/>
+        </w:rPr>
+        <w:t>OneNote</w:t>
+      </w:r>
+      <w:r>
+        <w:t>.</w:t>
+      </w:r>
+    </w:p>
+    <w:p>
+      <w:pPr>
+        <w:numPr>
+          <w:ilvl w:val="0"/>
+          <w:numId w:val="6"/>
+        </w:numPr>
+      </w:pPr>
+      <w:r>
+        <w:t xml:space="preserve">Tryk </w:t>
+      </w:r>
+      <w:r>
+        <w:rPr>
+          <w:b/>
+        </w:rPr>
+        <w:t>Gem</w:t>
+      </w:r>
+      <w:r>
+        <w:t>.</w:t>
+      </w:r>
+    </w:p>
+    <w:p>
+      <w:r>
+        <w:rPr>
+          <w:noProof/>
+        </w:rPr>
+        <w:drawing>
+          <wp:inline distT="0" distB="0" distL="0" distR="0" wp14:anchorId="0B06A9E0" wp14:editId="7087EB09">
+            <wp:extent cx="3238500" cy="1826031"/>
+            <wp:effectExtent l="0" t="0" r="0" b="3175"/>
+            <wp:docPr id="1996526146" name="Picture 1" descr="Indstillingsvinduet i kemi-autocorrect med flueben for Word og PowerPoint og for OneNote"/>
+            <wp:cNvGraphicFramePr>
+              <a:graphicFrameLocks xmlns:a="http://schemas.openxmlformats.org/drawingml/2006/main" noChangeAspect="1"/>
+            </wp:cNvGraphicFramePr>
+            <a:graphic xmlns:a="http://schemas.openxmlformats.org/drawingml/2006/main">
+              <a:graphicData uri="http://schemas.openxmlformats.org/drawingml/2006/picture">
+                <pic:pic xmlns:pic="http://schemas.openxmlformats.org/drawingml/2006/picture">
+                  <pic:nvPicPr>
+                    <pic:cNvPr id="1996526146" name="Picture 1" descr="Indstillingsvinduet i kemi-autocorrect med flueben for Word og PowerPoint og for OneNote"/>
+                    <pic:cNvPicPr/>
+                  </pic:nvPicPr>
+                  <pic:blipFill>
+                    <a:blip r:embed="rId12">
+                      <a:extLst>
+                        <a:ext uri="{28A0092B-C50C-407E-A947-70E740481C1C}">
+                          <a14:useLocalDpi xmlns:a14="http://schemas.microsoft.com/office/drawing/2010/main" val="0"/>
+                        </a:ext>
+                      </a:extLst>
+                    </a:blip>
+                    <a:stretch>
+                      <a:fillRect/>
+                    </a:stretch>
+                  </pic:blipFill>
+                  <pic:spPr>
+                    <a:xfrm>
+                      <a:off x="0" y="0"/>
+                      <a:ext cx="3238500" cy="1826031"/>
+                    </a:xfrm>
+                    <a:prstGeom prst="rect">
+                      <a:avLst/>
+                    </a:prstGeom>
+                  </pic:spPr>
+                </pic:pic>
+              </a:graphicData>
+            </a:graphic>
+          </wp:inline>
+        </w:drawing>
+      </w:r>
+    </w:p>
+    <w:p>
+      <w:r>
+        <w:t>Valget huskes, også når du genstarter computeren eller henter en ny version af scriptet. Holder du musen over ikonet, kan du se, hvad der er slået til.</w:t>
+      </w:r>
+    </w:p>
+    <w:p>
+      <w:pPr>
         <w:pStyle w:val="Heading1"/>
-      </w:pPr>
-      <w:bookmarkStart w:id="3" w:name="_Toc239969213"/>
-      <w:r>
+        <w:pageBreakBefore/>
+      </w:pPr>
+      <w:bookmarkStart w:id="3" w:name="_Toc240012171"/>
+      <w:r>
+        <w:lastRenderedPageBreak/>
         <w:t>Overblik over genveje</w:t>
       </w:r>
       <w:bookmarkEnd w:id="3"/>
@@ -2043,7 +2151,21 @@
                 <w:sz w:val="18"/>
                 <w:szCs w:val="18"/>
               </w:rPr>
-              <w:t>&lt;-&gt; ⇒ ⇌   ·   --&gt; ⇒ ⟶   ·   =&gt;! ⇒ ⇒</w:t>
+              <w:t xml:space="preserve">&lt;-&gt; ⇒ ⇌   ·   --&gt; ⇒ </w:t>
+            </w:r>
+            <w:r>
+              <w:rPr>
+                <w:sz w:val="18"/>
+                <w:szCs w:val="18"/>
+              </w:rPr>
+              <w:t>⟶</w:t>
+            </w:r>
+            <w:r>
+              <w:rPr>
+                <w:sz w:val="18"/>
+                <w:szCs w:val="18"/>
+              </w:rPr>
+              <w:t xml:space="preserve">   ·   =&gt;! ⇒ ⇒</w:t>
             </w:r>
           </w:p>
         </w:tc>
@@ -2463,6 +2585,119 @@
     </w:lvl>
   </w:abstractNum>
   <w:abstractNum w:abstractNumId="2" w15:restartNumberingAfterBreak="0">
+    <w:nsid w:val="46B834F9"/>
+    <w:multiLevelType w:val="multilevel"/>
+    <w:tmpl w:val="C48E09BE"/>
+    <w:lvl w:ilvl="0">
+      <w:start w:val="1"/>
+      <w:numFmt w:val="decimal"/>
+      <w:lvlText w:val="%1."/>
+      <w:lvlJc w:val="left"/>
+      <w:pPr>
+        <w:tabs>
+          <w:tab w:val="num" w:pos="720"/>
+        </w:tabs>
+        <w:ind w:left="720" w:hanging="360"/>
+      </w:pPr>
+    </w:lvl>
+    <w:lvl w:ilvl="1" w:tentative="1">
+      <w:start w:val="1"/>
+      <w:numFmt w:val="decimal"/>
+      <w:lvlText w:val="%2."/>
+      <w:lvlJc w:val="left"/>
+      <w:pPr>
+        <w:tabs>
+          <w:tab w:val="num" w:pos="1440"/>
+        </w:tabs>
+        <w:ind w:left="1440" w:hanging="360"/>
+      </w:pPr>
+    </w:lvl>
+    <w:lvl w:ilvl="2" w:tentative="1">
+      <w:start w:val="1"/>
+      <w:numFmt w:val="decimal"/>
+      <w:lvlText w:val="%3."/>
+      <w:lvlJc w:val="left"/>
+      <w:pPr>
+        <w:tabs>
+          <w:tab w:val="num" w:pos="2160"/>
+        </w:tabs>
+        <w:ind w:left="2160" w:hanging="360"/>
+      </w:pPr>
+    </w:lvl>
+    <w:lvl w:ilvl="3" w:tentative="1">
+      <w:start w:val="1"/>
+      <w:numFmt w:val="decimal"/>
+      <w:lvlText w:val="%4."/>
+      <w:lvlJc w:val="left"/>
+      <w:pPr>
+        <w:tabs>
+          <w:tab w:val="num" w:pos="2880"/>
+        </w:tabs>
+        <w:ind w:left="2880" w:hanging="360"/>
+      </w:pPr>
+    </w:lvl>
+    <w:lvl w:ilvl="4" w:tentative="1">
+      <w:start w:val="1"/>
+      <w:numFmt w:val="decimal"/>
+      <w:lvlText w:val="%5."/>
+      <w:lvlJc w:val="left"/>
+      <w:pPr>
+        <w:tabs>
+          <w:tab w:val="num" w:pos="3600"/>
+        </w:tabs>
+        <w:ind w:left="3600" w:hanging="360"/>
+      </w:pPr>
+    </w:lvl>
+    <w:lvl w:ilvl="5" w:tentative="1">
+      <w:start w:val="1"/>
+      <w:numFmt w:val="decimal"/>
+      <w:lvlText w:val="%6."/>
+      <w:lvlJc w:val="left"/>
+      <w:pPr>
+        <w:tabs>
+          <w:tab w:val="num" w:pos="4320"/>
+        </w:tabs>
+        <w:ind w:left="4320" w:hanging="360"/>
+      </w:pPr>
+    </w:lvl>
+    <w:lvl w:ilvl="6" w:tentative="1">
+      <w:start w:val="1"/>
+      <w:numFmt w:val="decimal"/>
+      <w:lvlText w:val="%7."/>
+      <w:lvlJc w:val="left"/>
+      <w:pPr>
+        <w:tabs>
+          <w:tab w:val="num" w:pos="5040"/>
+        </w:tabs>
+        <w:ind w:left="5040" w:hanging="360"/>
+      </w:pPr>
+    </w:lvl>
+    <w:lvl w:ilvl="7" w:tentative="1">
+      <w:start w:val="1"/>
+      <w:numFmt w:val="decimal"/>
+      <w:lvlText w:val="%8."/>
+      <w:lvlJc w:val="left"/>
+      <w:pPr>
+        <w:tabs>
+          <w:tab w:val="num" w:pos="5760"/>
+        </w:tabs>
+        <w:ind w:left="5760" w:hanging="360"/>
+      </w:pPr>
+    </w:lvl>
+    <w:lvl w:ilvl="8" w:tentative="1">
+      <w:start w:val="1"/>
+      <w:numFmt w:val="decimal"/>
+      <w:lvlText w:val="%9."/>
+      <w:lvlJc w:val="left"/>
+      <w:pPr>
+        <w:tabs>
+          <w:tab w:val="num" w:pos="6480"/>
+        </w:tabs>
+        <w:ind w:left="6480" w:hanging="360"/>
+      </w:pPr>
+    </w:lvl>
+  </w:abstractNum>
+  <w:abstractNum w:abstractNumId="3" w15:restartNumberingAfterBreak="0">
     <w:nsid w:val="63FC7596"/>
     <w:multiLevelType w:val="hybridMultilevel"/>
     <w:tmpl w:val="5BA439AE"/>
@@ -2551,7 +2786,7 @@
       </w:pPr>
     </w:lvl>
   </w:abstractNum>
-  <w:abstractNum w:abstractNumId="3" w15:restartNumberingAfterBreak="0">
+  <w:abstractNum w:abstractNumId="4" w15:restartNumberingAfterBreak="0">
     <w:nsid w:val="76D058A4"/>
     <w:multiLevelType w:val="multilevel"/>
     <w:tmpl w:val="C48E09BE"/>
@@ -2664,7 +2899,7 @@
       </w:pPr>
     </w:lvl>
   </w:abstractNum>
-  <w:abstractNum w:abstractNumId="4" w15:restartNumberingAfterBreak="0">
+  <w:abstractNum w:abstractNumId="5" w15:restartNumberingAfterBreak="0">
     <w:nsid w:val="7E9A2C7C"/>
     <w:multiLevelType w:val="hybridMultilevel"/>
     <w:tmpl w:val="9A263966"/>
@@ -2756,10 +2991,10 @@
     </w:lvl>
   </w:abstractNum>
   <w:num w:numId="1" w16cid:durableId="605230937">
-    <w:abstractNumId w:val="4"/>
+    <w:abstractNumId w:val="5"/>
   </w:num>
   <w:num w:numId="2" w16cid:durableId="688719024">
-    <w:abstractNumId w:val="2"/>
+    <w:abstractNumId w:val="3"/>
   </w:num>
   <w:num w:numId="3" w16cid:durableId="2011985880">
     <w:abstractNumId w:val="0"/>
@@ -2768,7 +3003,10 @@
     <w:abstractNumId w:val="1"/>
   </w:num>
   <w:num w:numId="5" w16cid:durableId="501093914">
-    <w:abstractNumId w:val="3"/>
+    <w:abstractNumId w:val="4"/>
+  </w:num>
+  <w:num w:numId="6" w16cid:durableId="2026907631">
+    <w:abstractNumId w:val="2"/>
   </w:num>
 </w:numbering>
 </file>
